--- a/docs/SpecCraft_Product_Specification_v1.0.docx
+++ b/docs/SpecCraft_Product_Specification_v1.0.docx
@@ -1,6 +1,6 @@
 
 <file path=word/document.xml><?xml version="1.0" encoding="utf-8"?>
-<w:document xmlns:wpc="http://schemas.microsoft.com/office/word/2010/wordprocessingCanvas" xmlns:mo="http://schemas.microsoft.com/office/mac/office/2008/main" xmlns:mc="http://schemas.openxmlformats.org/markup-compatibility/2006" xmlns:mv="urn:schemas-microsoft-com:mac:vml" xmlns:o="urn:schemas-microsoft-com:office:office" xmlns:r="http://schemas.openxmlformats.org/officeDocument/2006/relationships" xmlns:m="http://schemas.openxmlformats.org/officeDocument/2006/math" xmlns:v="urn:schemas-microsoft-com:vml" xmlns:wp14="http://schemas.microsoft.com/office/word/2010/wordprocessingDrawing" xmlns:wp="http://schemas.openxmlformats.org/drawingml/2006/wordprocessingDrawing" xmlns:w10="urn:schemas-microsoft-com:office:word" xmlns:w="http://schemas.openxmlformats.org/wordprocessingml/2006/main" xmlns:w14="http://schemas.microsoft.com/office/word/2010/wordml" xmlns:wpg="http://schemas.microsoft.com/office/word/2010/wordprocessingGroup" xmlns:wpi="http://schemas.microsoft.com/office/word/2010/wordprocessingInk" xmlns:wne="http://schemas.microsoft.com/office/word/2006/wordml" xmlns:wps="http://schemas.microsoft.com/office/word/2010/wordprocessingShape" mc:Ignorable="w14 wp14">
+<w:document xmlns:ns1="http://schemas.openxmlformats.org/markup-compatibility/2006" xmlns:w="http://schemas.openxmlformats.org/wordprocessingml/2006/main" ns1:Ignorable="w14 wp14">
   <w:body>
     <w:p>
       <w:pPr>
@@ -11,7 +11,7 @@
           <w:b/>
           <w:sz w:val="48"/>
         </w:rPr>
-        <w:t>SpecForge — Agent-Independent Specification &amp; Engineering Knowledge Platform</w:t>
+        <w:t>SpecCraft — Agent-Independent Specification &amp; Engineering Knowledge Platform</w:t>
       </w:r>
     </w:p>
     <w:p>
@@ -30,6 +30,17 @@
       </w:r>
     </w:p>
     <w:p>
+      <w:pPr>
+        <w:pStyle w:val="Normal"/>
+      </w:pPr>
+      <w:r>
+        <w:rPr>
+          <w:b/>
+        </w:rPr>
+        <w:t xml:space="preserve">Status note — 26 September 2026. This document describes the proposed SpecCraft architecture and product requirements. It is not a report of features currently implemented. For verified local behavior and open gaps, see docs/platform-specification.md and docs/semantic-graph-implementation-plan.md.</w:t>
+      </w:r>
+    </w:p>
+    <w:p>
       <w:r>
         <w:br w:type="page"/>
       </w:r>
@@ -44,12 +55,12 @@
     </w:p>
     <w:p>
       <w:r>
-        <w:t>SpecForge is a generic, agent-independent specification and engineering-knowledge layer for AI-assisted software development. It does not attempt to replace coding agents such as Codex, Claude Code, Copilot, Cursor, Kiro, Gemini-based agents, or Spec Kit. Instead, it provides persistent, versioned, structured, evidence-backed project knowledge that those agents can query and update.</w:t>
+        <w:t>SpecCraft is a generic, agent-independent specification and engineering-knowledge layer for AI-assisted software development. It does not attempt to replace coding agents such as Codex, Claude Code, Copilot, Cursor, Kiro, Gemini-based agents, or Spec Kit. Instead, it provides persistent, versioned, structured, evidence-backed project knowledge that those agents can query and update.</w:t>
       </w:r>
     </w:p>
     <w:p>
       <w:r>
-        <w:t>The central design principle is: the agent is the reasoning and implementation engine; SpecForge is the durable specification, traceability, validation, synchronization, and context layer.</w:t>
+        <w:t>The central design principle is: the agent is the reasoning and implementation engine; SpecCraft is the durable specification, traceability, validation, synchronization, and context layer.</w:t>
       </w:r>
     </w:p>
     <w:p>
@@ -603,7 +614,7 @@
         <w:br/>
         <w:t>+----------------------------------------------+</w:t>
         <w:br/>
-        <w:t>|              SpecForge Core                  |</w:t>
+        <w:t>|              SpecCraft Core                  |</w:t>
         <w:br/>
         <w:t>| Requirements | Rules | Workflows | Entities |</w:t>
         <w:br/>
@@ -1293,7 +1304,7 @@
           </w:tcPr>
           <w:p>
             <w:r>
-              <w:t>SpecForge</w:t>
+              <w:t>SpecCraft</w:t>
             </w:r>
           </w:p>
         </w:tc>
@@ -1916,7 +1927,7 @@
           </w:tcPr>
           <w:p>
             <w:r>
-              <w:t>Create or attach a SpecForge project to a repository without rewriting application code.</w:t>
+              <w:t>Create or attach a SpecCraft project to a repository without rewriting application code.</w:t>
             </w:r>
           </w:p>
         </w:tc>
@@ -3343,7 +3354,7 @@
         <w:pStyle w:val="ListBullet"/>
       </w:pPr>
       <w:r>
-        <w:t>A generated project instruction file explains how agents must interact with SpecForge.</w:t>
+        <w:t>A generated project instruction file explains how agents must interact with SpecCraft.</w:t>
       </w:r>
     </w:p>
     <w:p>
@@ -3621,33 +3632,33 @@
           <w:rFonts w:ascii="Consolas" w:hAnsi="Consolas"/>
           <w:sz w:val="16"/>
         </w:rPr>
-        <w:t>specforge init</w:t>
+        <w:t>speccraft init</w:t>
         <w:br/>
-        <w:t>specforge capture</w:t>
+        <w:t>speccraft capture</w:t>
         <w:br/>
-        <w:t>specforge clarify</w:t>
+        <w:t>speccraft clarify</w:t>
         <w:br/>
-        <w:t>specforge review</w:t>
+        <w:t>speccraft review</w:t>
         <w:br/>
-        <w:t>specforge validate</w:t>
+        <w:t>speccraft validate</w:t>
         <w:br/>
-        <w:t>specforge reverse</w:t>
+        <w:t>speccraft reverse</w:t>
         <w:br/>
-        <w:t>specforge sync</w:t>
+        <w:t>speccraft sync</w:t>
         <w:br/>
-        <w:t>specforge impact</w:t>
+        <w:t>speccraft impact</w:t>
         <w:br/>
-        <w:t>specforge context</w:t>
+        <w:t>speccraft context</w:t>
         <w:br/>
-        <w:t>specforge verify</w:t>
+        <w:t>speccraft verify</w:t>
         <w:br/>
-        <w:t>specforge export --target speckit</w:t>
+        <w:t>speccraft export --target speckit</w:t>
         <w:br/>
-        <w:t>specforge import --source speckit</w:t>
+        <w:t>speccraft import --source speckit</w:t>
         <w:br/>
-        <w:t>specforge doctor</w:t>
+        <w:t>speccraft doctor</w:t>
         <w:br/>
-        <w:t>specforge status</w:t>
+        <w:t>speccraft status</w:t>
         <w:br/>
       </w:r>
     </w:p>
@@ -3661,7 +3672,7 @@
     </w:p>
     <w:p>
       <w:r>
-        <w:t>SpecForge should use Spec Kit as an adapter/execution workflow rather than fork its core. Current Spec Kit is explicitly an extensible process harness with Specify → Plan → Tasks → Implement → Converge, many agent integrations, workflows, extensions and presets. Spec Kit's existing-project guide also makes clear that initializing an existing repository does not infer its specifications automatically. This creates a useful complementary boundary for SpecForge's reverse-engineering capability.</w:t>
+        <w:t>SpecCraft should use Spec Kit as an adapter/execution workflow rather than fork its core. Current Spec Kit is explicitly an extensible process harness with Specify → Plan → Tasks → Implement → Converge, many agent integrations, workflows, extensions and presets. Spec Kit's existing-project guide also makes clear that initializing an existing repository does not infer its specifications automatically. This creates a useful complementary boundary for SpecCraft's reverse-engineering capability.</w:t>
       </w:r>
     </w:p>
     <w:p>
@@ -3709,7 +3720,7 @@
         <w:pStyle w:val="ListBullet"/>
       </w:pPr>
       <w:r>
-        <w:t>Allow users to use SpecForge without Spec Kit.</w:t>
+        <w:t>Allow users to use SpecCraft without Spec Kit.</w:t>
       </w:r>
     </w:p>
     <w:p>
